--- a/Books/Stories/ThePrincessAndStellarWarrior/Book_ThePrincessAndTheStellarWarrior.docx
+++ b/Books/Stories/ThePrincessAndStellarWarrior/Book_ThePrincessAndTheStellarWarrior.docx
@@ -5,7 +5,6 @@
     <w:p/>
     <w:p/>
     <w:p/>
-    <w:p/>
     <w:p>
       <w:pPr>
         <w:pStyle w:val="Title1"/>
@@ -39,15 +38,6 @@
         </w:rPr>
         <w:t>Stellar Warrior</w:t>
       </w:r>
-    </w:p>
-    <w:p>
-      <w:pPr>
-        <w:jc w:val="center"/>
-        <w:rPr>
-          <w:sz w:val="32"/>
-          <w:szCs w:val="32"/>
-        </w:rPr>
-      </w:pPr>
     </w:p>
     <w:p>
       <w:pPr>
@@ -119,17 +109,125 @@
     </w:p>
     <w:p>
       <w:pPr>
-        <w:jc w:val="center"/>
+        <w:spacing w:after="0" w:line="240" w:lineRule="auto"/>
+        <w:jc w:val="left"/>
       </w:pPr>
-    </w:p>
-    <w:p>
+      <w:r>
+        <w:br w:type="page"/>
+      </w:r>
+    </w:p>
+    <w:p>
+      <w:pPr>
+        <w:spacing w:after="0" w:line="240" w:lineRule="auto"/>
+        <w:jc w:val="left"/>
+      </w:pPr>
+    </w:p>
+    <w:p>
+      <w:pPr>
+        <w:spacing w:after="0" w:line="240" w:lineRule="auto"/>
+        <w:jc w:val="left"/>
+      </w:pPr>
+    </w:p>
+    <w:p>
+      <w:pPr>
+        <w:spacing w:after="0" w:line="240" w:lineRule="auto"/>
+        <w:jc w:val="left"/>
+      </w:pPr>
+    </w:p>
+    <w:p>
+      <w:pPr>
+        <w:spacing w:after="0" w:line="240" w:lineRule="auto"/>
+        <w:jc w:val="left"/>
+      </w:pPr>
+    </w:p>
+    <w:p>
+      <w:pPr>
+        <w:spacing w:after="0" w:line="240" w:lineRule="auto"/>
+        <w:jc w:val="left"/>
+      </w:pPr>
+    </w:p>
+    <w:p>
+      <w:pPr>
+        <w:spacing w:after="0" w:line="240" w:lineRule="auto"/>
+        <w:jc w:val="left"/>
+      </w:pPr>
+    </w:p>
+    <w:p>
+      <w:pPr>
+        <w:spacing w:after="0" w:line="240" w:lineRule="auto"/>
+        <w:jc w:val="left"/>
+      </w:pPr>
+    </w:p>
+    <w:p>
+      <w:pPr>
+        <w:spacing w:after="0" w:line="240" w:lineRule="auto"/>
+        <w:jc w:val="left"/>
+      </w:pPr>
+    </w:p>
+    <w:p>
+      <w:pPr>
+        <w:spacing w:after="0" w:line="240" w:lineRule="auto"/>
+        <w:jc w:val="left"/>
+      </w:pPr>
+    </w:p>
+    <w:p>
+      <w:pPr>
+        <w:spacing w:after="0" w:line="240" w:lineRule="auto"/>
+        <w:jc w:val="left"/>
+      </w:pPr>
+    </w:p>
+    <w:p>
+      <w:pPr>
+        <w:sectPr>
+          <w:headerReference w:type="even" r:id="rId8"/>
+          <w:headerReference w:type="default" r:id="rId9"/>
+          <w:footerReference w:type="even" r:id="rId10"/>
+          <w:footerReference w:type="default" r:id="rId11"/>
+          <w:headerReference w:type="first" r:id="rId12"/>
+          <w:type w:val="continuous"/>
+          <w:pgSz w:w="8640" w:h="12960" w:code="1"/>
+          <w:pgMar w:top="864" w:right="720" w:bottom="864" w:left="720" w:header="360" w:footer="576" w:gutter="360"/>
+          <w:cols w:space="709"/>
+          <w:noEndnote/>
+          <w:titlePg/>
+          <w:docGrid w:linePitch="326"/>
+        </w:sectPr>
+      </w:pPr>
+    </w:p>
+    <w:p/>
+    <w:p>
+      <w:pPr>
+        <w:pStyle w:val="H2"/>
+      </w:pPr>
       <w:r>
         <w:lastRenderedPageBreak/>
-        <w:br w:type="page"/>
-      </w:r>
-    </w:p>
-    <w:p/>
-    <w:p/>
+        <w:t xml:space="preserve">The Princess </w:t>
+      </w:r>
+      <w:proofErr w:type="gramStart"/>
+      <w:r>
+        <w:t>And</w:t>
+      </w:r>
+      <w:proofErr w:type="gramEnd"/>
+      <w:r>
+        <w:t xml:space="preserve"> The Stellar Warrior</w:t>
+      </w:r>
+    </w:p>
+    <w:p>
+      <w:pPr>
+        <w:pStyle w:val="Quote1"/>
+      </w:pPr>
+      <w:r>
+        <w:t>Princesses are like unicorns,</w:t>
+      </w:r>
+    </w:p>
+    <w:p>
+      <w:pPr>
+        <w:pStyle w:val="Quote1"/>
+      </w:pPr>
+      <w:r>
+        <w:t>They are not quite real and large than life</w:t>
+      </w:r>
+    </w:p>
     <w:p>
       <w:pPr>
         <w:pStyle w:val="TOC2"/>
@@ -823,26 +921,24 @@
       </w:pPr>
     </w:p>
     <w:p/>
-    <w:p/>
-    <w:p/>
-    <w:p/>
+    <w:p>
+      <w:pPr>
+        <w:spacing w:after="0" w:line="240" w:lineRule="auto"/>
+        <w:jc w:val="left"/>
+      </w:pPr>
+      <w:r>
+        <w:br w:type="page"/>
+      </w:r>
+    </w:p>
     <w:p>
       <w:pPr>
         <w:spacing w:after="0" w:line="240" w:lineRule="auto"/>
       </w:pPr>
-      <w:r>
-        <w:br w:type="page"/>
-      </w:r>
     </w:p>
     <w:p>
       <w:pPr>
         <w:widowControl w:val="0"/>
         <w:sectPr>
-          <w:headerReference w:type="even" r:id="rId8"/>
-          <w:headerReference w:type="default" r:id="rId9"/>
-          <w:footerReference w:type="even" r:id="rId10"/>
-          <w:footerReference w:type="default" r:id="rId11"/>
-          <w:headerReference w:type="first" r:id="rId12"/>
           <w:type w:val="continuous"/>
           <w:pgSz w:w="8640" w:h="12960" w:code="1"/>
           <w:pgMar w:top="864" w:right="720" w:bottom="864" w:left="720" w:header="360" w:footer="576" w:gutter="360"/>
@@ -1219,7 +1315,10 @@
         <w:t xml:space="preserve"> twenty dollars a meter. </w:t>
       </w:r>
       <w:r>
-        <w:t>I paid almost</w:t>
+        <w:t xml:space="preserve">I paid </w:t>
+      </w:r>
+      <w:r>
+        <w:t>over</w:t>
       </w:r>
       <w:r>
         <w:t xml:space="preserve"> two hundred dollars</w:t>
@@ -1279,13 +1378,42 @@
     </w:p>
     <w:p>
       <w:r>
-        <w:t xml:space="preserve">Luke entered his room and </w:t>
+        <w:t xml:space="preserve">“What a drama queen,” </w:t>
+      </w:r>
+      <w:r>
+        <w:t xml:space="preserve">Brenda </w:t>
+      </w:r>
+      <w:r>
+        <w:t>said with an eye roll.</w:t>
+      </w:r>
+    </w:p>
+    <w:p>
+      <w:r>
+        <w:t xml:space="preserve">Luke </w:t>
+      </w:r>
+      <w:r>
+        <w:t xml:space="preserve">ignored his sister and </w:t>
+      </w:r>
+      <w:r>
+        <w:t>entered his room</w:t>
+      </w:r>
+      <w:r>
+        <w:t>,</w:t>
+      </w:r>
+      <w:r>
+        <w:t xml:space="preserve"> </w:t>
       </w:r>
       <w:r>
         <w:t xml:space="preserve">eagerly </w:t>
       </w:r>
       <w:r>
-        <w:t xml:space="preserve">opened the package. </w:t>
+        <w:t>open</w:t>
+      </w:r>
+      <w:r>
+        <w:t>ing his treasure</w:t>
+      </w:r>
+      <w:r>
+        <w:t xml:space="preserve">. </w:t>
       </w:r>
       <w:r>
         <w:t>H</w:t>
@@ -1310,98 +1438,19 @@
     </w:p>
     <w:p>
       <w:r>
-        <w:t>The idea was simple. You ha</w:t>
-      </w:r>
-      <w:r>
-        <w:t>d</w:t>
-      </w:r>
-      <w:r>
-        <w:t xml:space="preserve"> three iron rings spinning within each other</w:t>
-      </w:r>
-      <w:r>
-        <w:t xml:space="preserve"> in a cool-assed dance of circles</w:t>
-      </w:r>
-      <w:r>
-        <w:t>.</w:t>
-      </w:r>
-      <w:r>
-        <w:t xml:space="preserve"> </w:t>
-      </w:r>
-      <w:r>
-        <w:t xml:space="preserve">It was used in the </w:t>
-      </w:r>
-      <w:r>
-        <w:t xml:space="preserve">1997 movie </w:t>
-      </w:r>
-      <w:r>
-        <w:rPr>
-          <w:i/>
-        </w:rPr>
-        <w:t>Contact</w:t>
-      </w:r>
-      <w:r>
-        <w:t>.</w:t>
-      </w:r>
-    </w:p>
-    <w:p>
-      <w:r>
-        <w:t xml:space="preserve">In </w:t>
-      </w:r>
-      <w:r>
-        <w:t xml:space="preserve">science </w:t>
-      </w:r>
-      <w:r>
-        <w:t>(</w:t>
-      </w:r>
-      <w:r>
-        <w:t xml:space="preserve">fiction) </w:t>
-      </w:r>
-      <w:r>
-        <w:t xml:space="preserve">theory, when spun, the device would create a warp field, distorting </w:t>
-      </w:r>
-      <w:r>
-        <w:t xml:space="preserve">the </w:t>
-      </w:r>
-      <w:r>
-        <w:t xml:space="preserve">time and </w:t>
-      </w:r>
-      <w:r>
-        <w:t xml:space="preserve">space within and around the device. </w:t>
-      </w:r>
-      <w:r>
-        <w:t>Within it something amazing would happen.</w:t>
-      </w:r>
-    </w:p>
-    <w:p>
-      <w:r>
-        <w:t xml:space="preserve">No one had ever documented creating a vortex generator for </w:t>
-      </w:r>
-      <w:r>
-        <w:t>four</w:t>
-      </w:r>
-      <w:r>
-        <w:t xml:space="preserve"> very good reasons. First, cooling independently spinning superconductor rings with liquid nitrogen was a daunting challenge. </w:t>
-      </w:r>
-      <w:r>
-        <w:lastRenderedPageBreak/>
-        <w:t xml:space="preserve">Second, there was no conceivable way it could be used as a star drive. </w:t>
-      </w:r>
-      <w:r>
-        <w:t>Third</w:t>
-      </w:r>
-      <w:r>
-        <w:t>, other more promising technologies such as the EM Drive and lifters existed.</w:t>
-      </w:r>
-    </w:p>
-    <w:p>
-      <w:r>
         <w:t xml:space="preserve">Luke grabbed the first </w:t>
       </w:r>
       <w:r>
         <w:t xml:space="preserve">iron ring and </w:t>
       </w:r>
       <w:r>
-        <w:t>wound it</w:t>
+        <w:t xml:space="preserve">wound </w:t>
+      </w:r>
+      <w:r>
+        <w:t xml:space="preserve">his precious wire around </w:t>
+      </w:r>
+      <w:r>
+        <w:t>it</w:t>
       </w:r>
       <w:r>
         <w:t xml:space="preserve">. </w:t>
@@ -1413,10 +1462,18 @@
         <w:t>ring</w:t>
       </w:r>
       <w:r>
-        <w:t xml:space="preserve"> in carbon fiber tape. </w:t>
-      </w:r>
-      <w:r>
-        <w:t>Then he worked on the second and then t</w:t>
+        <w:t xml:space="preserve"> in carbon fiber tape</w:t>
+      </w:r>
+      <w:r>
+        <w:t>, ensuring the device wouldn’t tear itself apart.</w:t>
+      </w:r>
+    </w:p>
+    <w:p>
+      <w:r>
+        <w:t xml:space="preserve">Next, </w:t>
+      </w:r>
+      <w:r>
+        <w:t>he worked on the second and then t</w:t>
       </w:r>
       <w:r>
         <w:t>he third</w:t>
@@ -1425,13 +1482,29 @@
         <w:t xml:space="preserve"> ring</w:t>
       </w:r>
       <w:r>
-        <w:t>. Finally he hooked all the pieces together</w:t>
+        <w:t>.</w:t>
+      </w:r>
+    </w:p>
+    <w:p/>
+    <w:p/>
+    <w:p/>
+    <w:p>
+      <w:r>
+        <w:t xml:space="preserve"> Finally he hooked all the pieces together</w:t>
       </w:r>
       <w:r>
         <w:t xml:space="preserve"> with the stand</w:t>
       </w:r>
       <w:r>
-        <w:t xml:space="preserve"> and connected the 9-volt battery and plugged in the computer.</w:t>
+        <w:t xml:space="preserve"> and </w:t>
+      </w:r>
+      <w:proofErr w:type="gramStart"/>
+      <w:r>
+        <w:t>connected</w:t>
+      </w:r>
+      <w:proofErr w:type="gramEnd"/>
+      <w:r>
+        <w:t xml:space="preserve"> the 9-volt battery and plugged in the computer.</w:t>
       </w:r>
     </w:p>
     <w:p>
@@ -1783,8 +1856,21 @@
       <w:r>
         <w:t xml:space="preserve">“So did you see any spatial distortions?” </w:t>
       </w:r>
-      <w:r>
-        <w:t xml:space="preserve">Lex Luthor </w:t>
+      <w:proofErr w:type="spellStart"/>
+      <w:r>
+        <w:t>Lex</w:t>
+      </w:r>
+      <w:proofErr w:type="spellEnd"/>
+      <w:r>
+        <w:t xml:space="preserve"> </w:t>
+      </w:r>
+      <w:proofErr w:type="spellStart"/>
+      <w:r>
+        <w:t>Luthor</w:t>
+      </w:r>
+      <w:proofErr w:type="spellEnd"/>
+      <w:r>
+        <w:t xml:space="preserve"> </w:t>
       </w:r>
       <w:r>
         <w:t>asked.</w:t>
@@ -20272,7 +20358,7 @@
         <w:rPr>
           <w:noProof/>
         </w:rPr>
-        <w:t>126</w:t>
+        <w:t>6</w:t>
       </w:r>
     </w:fldSimple>
   </w:p>
@@ -20291,7 +20377,7 @@
         <w:rPr>
           <w:noProof/>
         </w:rPr>
-        <w:t>127</w:t>
+        <w:t>7</w:t>
       </w:r>
     </w:fldSimple>
   </w:p>
@@ -20670,7 +20756,7 @@
   <w:style w:type="paragraph" w:default="1" w:styleId="Normal">
     <w:name w:val="Normal"/>
     <w:qFormat/>
-    <w:rsid w:val="00D32672"/>
+    <w:rsid w:val="009D0C3E"/>
     <w:pPr>
       <w:spacing w:after="200" w:line="276" w:lineRule="auto"/>
       <w:jc w:val="both"/>
@@ -21612,7 +21698,7 @@
 </file>
 
 <file path=customXml/itemProps1.xml><?xml version="1.0" encoding="utf-8"?>
-<ds:datastoreItem xmlns:ds="http://schemas.openxmlformats.org/officeDocument/2006/customXml" ds:itemID="{721DC298-E3E3-4192-9EC0-FC93CEAF7046}">
+<ds:datastoreItem xmlns:ds="http://schemas.openxmlformats.org/officeDocument/2006/customXml" ds:itemID="{27217478-70A2-4CD3-843E-D67E4C8D828B}">
   <ds:schemaRefs>
     <ds:schemaRef ds:uri="http://schemas.openxmlformats.org/officeDocument/2006/bibliography"/>
   </ds:schemaRefs>

--- a/Books/Stories/ThePrincessAndStellarWarrior/Book_ThePrincessAndTheStellarWarrior.docx
+++ b/Books/Stories/ThePrincessAndStellarWarrior/Book_ThePrincessAndTheStellarWarrior.docx
@@ -1309,7 +1309,7 @@
         <w:t xml:space="preserve">temperature superconducting wire is? It </w:t>
       </w:r>
       <w:r>
-        <w:t>costs</w:t>
+        <w:t>cost</w:t>
       </w:r>
       <w:r>
         <w:t xml:space="preserve"> twenty dollars a meter. </w:t>
@@ -1438,6 +1438,71 @@
     </w:p>
     <w:p>
       <w:r>
+        <w:t>The idea was simple. You ha</w:t>
+      </w:r>
+      <w:r>
+        <w:t>d</w:t>
+      </w:r>
+      <w:r>
+        <w:t xml:space="preserve"> three iron rings spinning within each other</w:t>
+      </w:r>
+      <w:r>
+        <w:t xml:space="preserve"> in a cool-assed dance of circles</w:t>
+      </w:r>
+      <w:r>
+        <w:t xml:space="preserve">, generating a warp bubble. </w:t>
+      </w:r>
+      <w:r>
+        <w:t xml:space="preserve">It was </w:t>
+      </w:r>
+      <w:r>
+        <w:t>seen</w:t>
+      </w:r>
+      <w:r>
+        <w:t xml:space="preserve"> in the </w:t>
+      </w:r>
+      <w:r>
+        <w:t xml:space="preserve">1997 movie </w:t>
+      </w:r>
+      <w:r>
+        <w:rPr>
+          <w:i/>
+        </w:rPr>
+        <w:t>Contact</w:t>
+      </w:r>
+      <w:r>
+        <w:t>.</w:t>
+      </w:r>
+    </w:p>
+    <w:p>
+      <w:r>
+        <w:t xml:space="preserve">Of course </w:t>
+      </w:r>
+      <w:r>
+        <w:t>warp bubbles were impossible</w:t>
+      </w:r>
+      <w:r>
+        <w:t>,</w:t>
+      </w:r>
+      <w:r>
+        <w:t xml:space="preserve"> as was faster than light travel</w:t>
+      </w:r>
+      <w:r>
+        <w:t>.</w:t>
+      </w:r>
+      <w:r>
+        <w:t xml:space="preserve"> That didn’t stop Luke from </w:t>
+      </w:r>
+      <w:r>
+        <w:t>dreaming</w:t>
+      </w:r>
+      <w:r>
+        <w:t>.</w:t>
+      </w:r>
+    </w:p>
+    <w:p>
+      <w:r>
+        <w:lastRenderedPageBreak/>
         <w:t xml:space="preserve">Luke grabbed the first </w:t>
       </w:r>
       <w:r>
@@ -1473,121 +1538,31 @@
         <w:t xml:space="preserve">Next, </w:t>
       </w:r>
       <w:r>
-        <w:t>he worked on the second and then t</w:t>
-      </w:r>
-      <w:r>
-        <w:t>he third</w:t>
-      </w:r>
-      <w:r>
-        <w:t xml:space="preserve"> ring</w:t>
-      </w:r>
-      <w:r>
-        <w:t>.</w:t>
-      </w:r>
-    </w:p>
-    <w:p/>
-    <w:p/>
-    <w:p/>
-    <w:p>
-      <w:r>
-        <w:t xml:space="preserve"> Finally he hooked all the pieces together</w:t>
-      </w:r>
-      <w:r>
-        <w:t xml:space="preserve"> with the stand</w:t>
-      </w:r>
-      <w:r>
-        <w:t xml:space="preserve"> and </w:t>
-      </w:r>
-      <w:proofErr w:type="gramStart"/>
-      <w:r>
-        <w:t>connected</w:t>
-      </w:r>
-      <w:proofErr w:type="gramEnd"/>
-      <w:r>
-        <w:t xml:space="preserve"> the 9-volt battery and plugged in the computer.</w:t>
-      </w:r>
-    </w:p>
-    <w:p>
-      <w:r>
-        <w:t>T</w:t>
-      </w:r>
-      <w:r>
-        <w:t>he moment of truth w</w:t>
-      </w:r>
-      <w:r>
-        <w:t xml:space="preserve">as at hand. Luke </w:t>
-      </w:r>
-      <w:r>
-        <w:t xml:space="preserve">entered the start command </w:t>
-      </w:r>
-      <w:r>
-        <w:t xml:space="preserve">on his </w:t>
-      </w:r>
-      <w:r>
-        <w:t>laptop</w:t>
-      </w:r>
-      <w:r>
-        <w:t xml:space="preserve"> and watched the device spin.</w:t>
-      </w:r>
-    </w:p>
-    <w:p>
-      <w:r>
-        <w:t xml:space="preserve">The device </w:t>
-      </w:r>
-      <w:r>
-        <w:t xml:space="preserve">rattled and </w:t>
-      </w:r>
-      <w:r>
-        <w:t xml:space="preserve">groaned as centripetal forces tried to rip </w:t>
-      </w:r>
-      <w:r>
-        <w:t>it</w:t>
+        <w:t>he worked on the second and then the third ring.</w:t>
       </w:r>
       <w:r>
         <w:t xml:space="preserve"> </w:t>
       </w:r>
       <w:r>
-        <w:t>to shreds</w:t>
-      </w:r>
-      <w:r>
-        <w:t>. Other than that, the device did – nothing.</w:t>
+        <w:t>The final step was assembly and wiring.</w:t>
+      </w:r>
+    </w:p>
+    <w:p>
+      <w:r>
+        <w:t>Luke plugged the device into his laptop and entered the command. The first ring began spinning, followed by the second ring, and then the final ring.</w:t>
+      </w:r>
+    </w:p>
+    <w:p>
+      <w:r>
+        <w:t>The device rattled and groaned as centripetal forces tried to rip it to shreds. Other than that, the device did – nothing.</w:t>
       </w:r>
     </w:p>
     <w:p>
       <w:r>
         <w:t>The results weren’t surprising.</w:t>
       </w:r>
-    </w:p>
-    <w:p>
-      <w:r>
-        <w:t xml:space="preserve">The fourth </w:t>
-      </w:r>
-      <w:r>
-        <w:t xml:space="preserve">and final </w:t>
-      </w:r>
-      <w:r>
-        <w:t xml:space="preserve">reason no one did it was because of pesky physics. </w:t>
-      </w:r>
-      <w:r>
-        <w:t xml:space="preserve">According to </w:t>
-      </w:r>
-      <w:r>
-        <w:t>all</w:t>
-      </w:r>
-      <w:r>
-        <w:t xml:space="preserve"> </w:t>
-      </w:r>
-      <w:r>
-        <w:t>known laws of physics</w:t>
-      </w:r>
-      <w:r>
-        <w:t xml:space="preserve">, it was impossible for such a device to do anything other than look </w:t>
-      </w:r>
-      <w:r>
-        <w:t>cool</w:t>
-      </w:r>
-      <w:r>
-        <w:t>.</w:t>
+      <w:r>
+        <w:t xml:space="preserve"> If such things were possible, it would have been discovered by now.</w:t>
       </w:r>
     </w:p>
     <w:p>
@@ -1856,200 +1831,171 @@
       <w:r>
         <w:t xml:space="preserve">“So did you see any spatial distortions?” </w:t>
       </w:r>
-      <w:proofErr w:type="spellStart"/>
-      <w:r>
-        <w:t>Lex</w:t>
-      </w:r>
-      <w:proofErr w:type="spellEnd"/>
+      <w:r>
+        <w:t xml:space="preserve">Lex Luthor </w:t>
+      </w:r>
+      <w:r>
+        <w:t>asked.</w:t>
+      </w:r>
+    </w:p>
+    <w:p>
+      <w:r>
+        <w:t>“Unfortunately</w:t>
+      </w:r>
+      <w:r>
+        <w:t>,</w:t>
+      </w:r>
+      <w:r>
+        <w:t xml:space="preserve"> no,” Luke </w:t>
+      </w:r>
+      <w:r>
+        <w:t>said</w:t>
+      </w:r>
+      <w:r>
+        <w:t>.</w:t>
+      </w:r>
+    </w:p>
+    <w:p>
+      <w:r>
+        <w:t xml:space="preserve">“What do you expect?” </w:t>
+      </w:r>
+      <w:r>
+        <w:t xml:space="preserve">Scotty added with a cheesy Scottish accent. “To generate a warp </w:t>
+      </w:r>
+      <w:r>
+        <w:t>field</w:t>
+      </w:r>
+      <w:r>
+        <w:t>, you need dilithium crystals.”</w:t>
+      </w:r>
+    </w:p>
+    <w:p>
+      <w:r>
+        <w:t>“Unfortunately</w:t>
+      </w:r>
+      <w:r>
+        <w:t>,</w:t>
+      </w:r>
+      <w:r>
+        <w:t xml:space="preserve"> this morning I discovered that both my laptop and vortex generator w</w:t>
+      </w:r>
+      <w:r>
+        <w:t>ere</w:t>
+      </w:r>
+      <w:r>
+        <w:t xml:space="preserve"> gone,” Luke said sadly.</w:t>
+      </w:r>
+    </w:p>
+    <w:p>
+      <w:r>
+        <w:t xml:space="preserve">“It’s a conspiracy man,” </w:t>
+      </w:r>
+      <w:r>
+        <w:t xml:space="preserve">the </w:t>
+      </w:r>
+      <w:r>
+        <w:t xml:space="preserve">Mad Anarchist </w:t>
+      </w:r>
+      <w:r>
+        <w:t>said</w:t>
+      </w:r>
+      <w:r>
+        <w:t>, sounding like a hippy. “The dudes in the suites came and took your stuff, because you were getting too close to the truth.”</w:t>
+      </w:r>
+    </w:p>
+    <w:p>
+      <w:r>
+        <w:t xml:space="preserve">Luke </w:t>
+      </w:r>
+      <w:r>
+        <w:t>loved</w:t>
+      </w:r>
+      <w:r>
+        <w:t xml:space="preserve"> listening to </w:t>
+      </w:r>
+      <w:r>
+        <w:t xml:space="preserve">the </w:t>
+      </w:r>
+      <w:r>
+        <w:t xml:space="preserve">ramblings of the </w:t>
+      </w:r>
+      <w:r>
+        <w:t>Mad Anarchist</w:t>
+      </w:r>
+      <w:r>
+        <w:t>.</w:t>
+      </w:r>
+    </w:p>
+    <w:p>
+      <w:r>
+        <w:t xml:space="preserve">“Did you hear?” </w:t>
+      </w:r>
+      <w:r>
+        <w:t>Cloud Strife</w:t>
+      </w:r>
       <w:r>
         <w:t xml:space="preserve"> </w:t>
       </w:r>
-      <w:proofErr w:type="spellStart"/>
-      <w:r>
-        <w:t>Luthor</w:t>
-      </w:r>
-      <w:proofErr w:type="spellEnd"/>
+      <w:r>
+        <w:t>asked. “</w:t>
+      </w:r>
+      <w:r>
+        <w:t>Adi</w:t>
+      </w:r>
+      <w:r>
+        <w:t>pose Gam</w:t>
+      </w:r>
+      <w:r>
+        <w:t>ing</w:t>
+      </w:r>
+      <w:r>
+        <w:t xml:space="preserve"> is hosting a contest.</w:t>
+      </w:r>
+      <w:r>
+        <w:t xml:space="preserve"> The </w:t>
+      </w:r>
+      <w:r>
+        <w:t>regional champion w</w:t>
+      </w:r>
+      <w:r>
+        <w:t xml:space="preserve">inner gets </w:t>
+      </w:r>
+      <w:r>
+        <w:t>5</w:t>
+      </w:r>
+      <w:r>
+        <w:t>,</w:t>
+      </w:r>
+      <w:r>
+        <w:t>0</w:t>
+      </w:r>
+      <w:r>
+        <w:t>00$</w:t>
+      </w:r>
+      <w:r>
+        <w:t>.</w:t>
+      </w:r>
+    </w:p>
+    <w:p>
+      <w:r>
+        <w:t>“It’s to promote a brand new free-to-play MMORPG.”</w:t>
+      </w:r>
+    </w:p>
+    <w:p>
+      <w:r>
+        <w:t xml:space="preserve">“And a </w:t>
+      </w:r>
+      <w:r>
+        <w:t>job</w:t>
+      </w:r>
       <w:r>
         <w:t xml:space="preserve"> </w:t>
       </w:r>
       <w:r>
-        <w:t>asked.</w:t>
-      </w:r>
-    </w:p>
-    <w:p>
-      <w:r>
-        <w:t>“Unfortunately</w:t>
-      </w:r>
-      <w:r>
-        <w:t>,</w:t>
-      </w:r>
-      <w:r>
-        <w:t xml:space="preserve"> no,” Luke </w:t>
-      </w:r>
-      <w:r>
-        <w:t>said</w:t>
-      </w:r>
-      <w:r>
-        <w:t>.</w:t>
-      </w:r>
-    </w:p>
-    <w:p>
-      <w:r>
-        <w:t xml:space="preserve">“What do you expect?” </w:t>
-      </w:r>
-      <w:r>
-        <w:t xml:space="preserve">Scotty added with a cheesy Scottish accent. “To generate a warp </w:t>
-      </w:r>
-      <w:r>
-        <w:t>field</w:t>
-      </w:r>
-      <w:r>
-        <w:t>, you need dilithium crystals.”</w:t>
-      </w:r>
-    </w:p>
-    <w:p>
-      <w:r>
-        <w:t>“Unfortunately</w:t>
-      </w:r>
-      <w:r>
-        <w:t>,</w:t>
-      </w:r>
-      <w:r>
-        <w:t xml:space="preserve"> this morning I discovered that both my laptop and vortex generator w</w:t>
-      </w:r>
-      <w:r>
-        <w:t>ere</w:t>
-      </w:r>
-      <w:r>
-        <w:t xml:space="preserve"> gone,” Luke said sadly.</w:t>
-      </w:r>
-    </w:p>
-    <w:p>
-      <w:r>
-        <w:t xml:space="preserve">“It’s a conspiracy man,” </w:t>
-      </w:r>
-      <w:r>
-        <w:t xml:space="preserve">the </w:t>
-      </w:r>
-      <w:r>
-        <w:t xml:space="preserve">Mad Anarchist </w:t>
-      </w:r>
-      <w:r>
-        <w:t>said</w:t>
-      </w:r>
-      <w:r>
-        <w:t>, sounding like a hippy. “The dudes in the suites came and took your stuff, because you were getting too close to the truth.”</w:t>
-      </w:r>
-    </w:p>
-    <w:p>
-      <w:r>
-        <w:t xml:space="preserve">Luke </w:t>
-      </w:r>
-      <w:r>
-        <w:t>loved</w:t>
-      </w:r>
-      <w:r>
-        <w:t xml:space="preserve"> listening to </w:t>
-      </w:r>
-      <w:r>
-        <w:t xml:space="preserve">the </w:t>
-      </w:r>
-      <w:r>
-        <w:t xml:space="preserve">ramblings of the </w:t>
-      </w:r>
-      <w:r>
-        <w:t>Mad Anarchist</w:t>
-      </w:r>
-      <w:r>
-        <w:t>.</w:t>
-      </w:r>
-    </w:p>
-    <w:p>
-      <w:r>
-        <w:t xml:space="preserve">“Did you hear?” </w:t>
-      </w:r>
-      <w:r>
-        <w:t>Cloud Strife</w:t>
-      </w:r>
-      <w:r>
-        <w:t xml:space="preserve"> </w:t>
-      </w:r>
-      <w:r>
-        <w:t>asked. “</w:t>
-      </w:r>
-      <w:r>
-        <w:t>Adi</w:t>
-      </w:r>
-      <w:r>
-        <w:t>pose Gam</w:t>
-      </w:r>
-      <w:r>
-        <w:t>ing</w:t>
-      </w:r>
-      <w:r>
-        <w:t xml:space="preserve"> is hosting a contest.</w:t>
-      </w:r>
-      <w:r>
-        <w:t xml:space="preserve"> The </w:t>
-      </w:r>
-      <w:r>
-        <w:t>regional champion w</w:t>
-      </w:r>
-      <w:r>
-        <w:t xml:space="preserve">inner gets </w:t>
-      </w:r>
-      <w:r>
-        <w:t>5</w:t>
-      </w:r>
-      <w:r>
-        <w:t>,</w:t>
-      </w:r>
-      <w:r>
-        <w:t>0</w:t>
-      </w:r>
-      <w:r>
-        <w:t>00$</w:t>
-      </w:r>
-      <w:r>
-        <w:t>.</w:t>
-      </w:r>
-    </w:p>
-    <w:p>
-      <w:r>
-        <w:t>“It’s to promote a brand new free-to-play MMORPG.”</w:t>
-      </w:r>
-    </w:p>
-    <w:p>
-      <w:r>
-        <w:t xml:space="preserve">“And a </w:t>
-      </w:r>
-      <w:r>
-        <w:t>job</w:t>
-      </w:r>
-      <w:r>
-        <w:t xml:space="preserve"> </w:t>
-      </w:r>
-      <w:r>
         <w:t xml:space="preserve">offer </w:t>
       </w:r>
       <w:r>
-        <w:t xml:space="preserve">at their company,” </w:t>
-      </w:r>
-      <w:proofErr w:type="spellStart"/>
-      <w:r>
-        <w:t>Lex</w:t>
-      </w:r>
-      <w:proofErr w:type="spellEnd"/>
-      <w:r>
-        <w:t xml:space="preserve"> </w:t>
-      </w:r>
-      <w:proofErr w:type="spellStart"/>
-      <w:r>
-        <w:t>Luthor</w:t>
-      </w:r>
-      <w:proofErr w:type="spellEnd"/>
-      <w:r>
-        <w:t xml:space="preserve"> </w:t>
+        <w:t xml:space="preserve">at their company,” Lex Luthor </w:t>
       </w:r>
       <w:r>
         <w:t>said</w:t>
@@ -2802,7 +2748,7 @@
     </w:p>
     <w:p>
       <w:r>
-        <w:t>Again Luke fired. Again he missed. Finally at half a mile distance, Luke fired the third photon blast. This shot went through and hit the target dead on. The mother ship exploded. With two shots remaining he had won the game.</w:t>
+        <w:t>Again Luke fired. Again he missed. Finally at half a mile distance, Luke fired the third photon blast. This shot we hit the target dead on. The mother ship exploded. With two shots remaining he had won the game.</w:t>
       </w:r>
       <w:r>
         <w:t xml:space="preserve"> The Fang switched to autopilot and returned home, where Luke’s avatar got a medal.</w:t>
@@ -3241,7 +3187,10 @@
         <w:t>“I</w:t>
       </w:r>
       <w:r>
-        <w:t xml:space="preserve"> will be s</w:t>
+        <w:t>’m</w:t>
+      </w:r>
+      <w:r>
+        <w:t xml:space="preserve"> s</w:t>
       </w:r>
       <w:r>
         <w:t>tudying mechanical engineering</w:t>
@@ -3452,7 +3401,13 @@
     </w:p>
     <w:p>
       <w:r>
-        <w:t xml:space="preserve">Fear gripped Luke as he realized what he was doing </w:t>
+        <w:t xml:space="preserve">Fear gripped Luke as he realized </w:t>
+      </w:r>
+      <w:r>
+        <w:t>his crazy science test</w:t>
+      </w:r>
+      <w:r>
+        <w:t xml:space="preserve"> </w:t>
       </w:r>
       <w:r>
         <w:t xml:space="preserve">could </w:t>
@@ -3615,13 +3570,13 @@
         <w:t xml:space="preserve"> pupils.</w:t>
       </w:r>
       <w:r>
-        <w:t xml:space="preserve"> Her mouth was large and generous, but </w:t>
-      </w:r>
-      <w:r>
-        <w:t xml:space="preserve">had </w:t>
-      </w:r>
-      <w:r>
-        <w:t>no nose. Instead, she seemed to have what appeared to be gills</w:t>
+        <w:t xml:space="preserve"> Her mouth was large and generous, </w:t>
+      </w:r>
+      <w:r>
+        <w:t>and her face had n</w:t>
+      </w:r>
+      <w:r>
+        <w:t>o nose. Instead, she seemed to have what appeared to be gills</w:t>
       </w:r>
       <w:r>
         <w:t>.</w:t>
@@ -4369,6 +4324,9 @@
       <w:r>
         <w:t xml:space="preserve"> region.</w:t>
       </w:r>
+      <w:r>
+        <w:t>&lt;&gt;</w:t>
+      </w:r>
     </w:p>
     <w:p>
       <w:r>
@@ -20358,7 +20316,7 @@
         <w:rPr>
           <w:noProof/>
         </w:rPr>
-        <w:t>6</w:t>
+        <w:t>22</w:t>
       </w:r>
     </w:fldSimple>
   </w:p>
@@ -20377,7 +20335,7 @@
         <w:rPr>
           <w:noProof/>
         </w:rPr>
-        <w:t>7</w:t>
+        <w:t>21</w:t>
       </w:r>
     </w:fldSimple>
   </w:p>
@@ -21698,7 +21656,7 @@
 </file>
 
 <file path=customXml/itemProps1.xml><?xml version="1.0" encoding="utf-8"?>
-<ds:datastoreItem xmlns:ds="http://schemas.openxmlformats.org/officeDocument/2006/customXml" ds:itemID="{27217478-70A2-4CD3-843E-D67E4C8D828B}">
+<ds:datastoreItem xmlns:ds="http://schemas.openxmlformats.org/officeDocument/2006/customXml" ds:itemID="{AF451E72-F0D7-45D2-B704-E3CB7B4A4A1B}">
   <ds:schemaRefs>
     <ds:schemaRef ds:uri="http://schemas.openxmlformats.org/officeDocument/2006/bibliography"/>
   </ds:schemaRefs>
